--- a/content/files/visuals-copying.docx
+++ b/content/files/visuals-copying.docx
@@ -15,15 +15,7 @@
           <w:b/>
           <w:bCs/>
         </w:rPr>
-        <w:t xml:space="preserve">СЦЕНАРИЙ: </w:t>
-      </w:r>
-      <w:r>
-        <w:rPr>
-          <w:rFonts w:ascii="Times New Roman" w:hAnsi="Times New Roman" w:cs="Times New Roman"/>
-          <w:b/>
-          <w:bCs/>
-        </w:rPr>
-        <w:t>ЗАЩИТИТЬ ПРАВА</w:t>
+        <w:t>СЦЕНАРИЙ: ЗАЩИТИТЬ ПРАВА</w:t>
       </w:r>
     </w:p>
     <w:p>
@@ -266,14 +258,17 @@
               </w:rPr>
               <w:t>Авторское право (</w:t>
             </w:r>
-            <w:r>
-              <w:rPr>
-                <w:rFonts w:ascii="Times New Roman" w:eastAsia="Times New Roman" w:hAnsi="Times New Roman" w:cs="Times New Roman"/>
-                <w:color w:val="FF0000"/>
-                <w:sz w:val="24"/>
-              </w:rPr>
-              <w:t>ст. 1259</w:t>
-            </w:r>
+            <w:hyperlink r:id="rId7" w:history="1">
+              <w:r>
+                <w:rPr>
+                  <w:rFonts w:ascii="Times New Roman" w:eastAsia="Times New Roman" w:hAnsi="Times New Roman" w:cs="Times New Roman"/>
+                  <w:color w:val="0563C1"/>
+                  <w:sz w:val="24"/>
+                  <w:u w:val="single"/>
+                </w:rPr>
+                <w:t>ст. 1259</w:t>
+              </w:r>
+            </w:hyperlink>
             <w:r>
               <w:rPr>
                 <w:rFonts w:ascii="Times New Roman" w:eastAsia="Times New Roman" w:hAnsi="Times New Roman" w:cs="Times New Roman"/>
@@ -281,14 +276,17 @@
               </w:rPr>
               <w:t xml:space="preserve">, </w:t>
             </w:r>
-            <w:r>
-              <w:rPr>
-                <w:rFonts w:ascii="Times New Roman" w:eastAsia="Times New Roman" w:hAnsi="Times New Roman" w:cs="Times New Roman"/>
-                <w:color w:val="FF0000"/>
-                <w:sz w:val="24"/>
-              </w:rPr>
-              <w:t>ст. 1263 ГК РФ</w:t>
-            </w:r>
+            <w:hyperlink r:id="rId8" w:history="1">
+              <w:r>
+                <w:rPr>
+                  <w:rFonts w:ascii="Times New Roman" w:eastAsia="Times New Roman" w:hAnsi="Times New Roman" w:cs="Times New Roman"/>
+                  <w:color w:val="0563C1"/>
+                  <w:sz w:val="24"/>
+                  <w:u w:val="single"/>
+                </w:rPr>
+                <w:t>ст. 1263 ГК РФ</w:t>
+              </w:r>
+            </w:hyperlink>
             <w:r>
               <w:rPr>
                 <w:rFonts w:ascii="Times New Roman" w:eastAsia="Times New Roman" w:hAnsi="Times New Roman" w:cs="Times New Roman"/>
@@ -316,14 +314,17 @@
               </w:rPr>
               <w:t>Ничего: охрана возникает с момента создания (</w:t>
             </w:r>
-            <w:r>
-              <w:rPr>
-                <w:rFonts w:ascii="Times New Roman" w:eastAsia="Times New Roman" w:hAnsi="Times New Roman" w:cs="Times New Roman"/>
-                <w:color w:val="FF0000"/>
-                <w:sz w:val="24"/>
-              </w:rPr>
-              <w:t>п. 4 ст. 1259 ГК РФ</w:t>
-            </w:r>
+            <w:hyperlink r:id="rId9" w:history="1">
+              <w:r>
+                <w:rPr>
+                  <w:rFonts w:ascii="Times New Roman" w:eastAsia="Times New Roman" w:hAnsi="Times New Roman" w:cs="Times New Roman"/>
+                  <w:color w:val="0563C1"/>
+                  <w:sz w:val="24"/>
+                  <w:u w:val="single"/>
+                </w:rPr>
+                <w:t>п. 4 ст. 1259 ГК РФ</w:t>
+              </w:r>
+            </w:hyperlink>
             <w:r>
               <w:rPr>
                 <w:rFonts w:ascii="Times New Roman" w:eastAsia="Times New Roman" w:hAnsi="Times New Roman" w:cs="Times New Roman"/>
@@ -441,14 +442,17 @@
               </w:rPr>
               <w:t>Как часть программы (аудиовизуальные отображения) (</w:t>
             </w:r>
-            <w:r>
-              <w:rPr>
-                <w:rFonts w:ascii="Times New Roman" w:eastAsia="Times New Roman" w:hAnsi="Times New Roman" w:cs="Times New Roman"/>
-                <w:color w:val="FF0000"/>
-                <w:sz w:val="24"/>
-              </w:rPr>
-              <w:t>ст. 1261 ГК РФ</w:t>
-            </w:r>
+            <w:hyperlink r:id="rId10" w:history="1">
+              <w:r>
+                <w:rPr>
+                  <w:rFonts w:ascii="Times New Roman" w:eastAsia="Times New Roman" w:hAnsi="Times New Roman" w:cs="Times New Roman"/>
+                  <w:color w:val="0563C1"/>
+                  <w:sz w:val="24"/>
+                  <w:u w:val="single"/>
+                </w:rPr>
+                <w:t>ст. 1261 ГК РФ</w:t>
+              </w:r>
+            </w:hyperlink>
             <w:r>
               <w:rPr>
                 <w:rFonts w:ascii="Times New Roman" w:eastAsia="Times New Roman" w:hAnsi="Times New Roman" w:cs="Times New Roman"/>
@@ -456,14 +460,17 @@
               </w:rPr>
               <w:t>); может быть защищён и патентом на промышленный образец (</w:t>
             </w:r>
-            <w:r>
-              <w:rPr>
-                <w:rFonts w:ascii="Times New Roman" w:eastAsia="Times New Roman" w:hAnsi="Times New Roman" w:cs="Times New Roman"/>
-                <w:color w:val="FF0000"/>
-                <w:sz w:val="24"/>
-              </w:rPr>
-              <w:t>ст. 1352 ГК РФ</w:t>
-            </w:r>
+            <w:hyperlink r:id="rId11" w:history="1">
+              <w:r>
+                <w:rPr>
+                  <w:rFonts w:ascii="Times New Roman" w:eastAsia="Times New Roman" w:hAnsi="Times New Roman" w:cs="Times New Roman"/>
+                  <w:color w:val="0563C1"/>
+                  <w:sz w:val="24"/>
+                  <w:u w:val="single"/>
+                </w:rPr>
+                <w:t>ст. 1352 ГК РФ</w:t>
+              </w:r>
+            </w:hyperlink>
             <w:r>
               <w:rPr>
                 <w:rFonts w:ascii="Times New Roman" w:eastAsia="Times New Roman" w:hAnsi="Times New Roman" w:cs="Times New Roman"/>
@@ -536,14 +543,17 @@
               </w:rPr>
               <w:t>Запрет недобросовестной конкуренции (</w:t>
             </w:r>
-            <w:r>
-              <w:rPr>
-                <w:rFonts w:ascii="Times New Roman" w:eastAsia="Times New Roman" w:hAnsi="Times New Roman" w:cs="Times New Roman"/>
-                <w:color w:val="FF0000"/>
-                <w:sz w:val="24"/>
-              </w:rPr>
-              <w:t>ст. 14.6 Федерального закона от 26.07.2006 № 135-ФЗ «О защите конкуренции»</w:t>
-            </w:r>
+            <w:hyperlink r:id="rId12" w:history="1">
+              <w:r>
+                <w:rPr>
+                  <w:rFonts w:ascii="Times New Roman" w:eastAsia="Times New Roman" w:hAnsi="Times New Roman" w:cs="Times New Roman"/>
+                  <w:color w:val="0563C1"/>
+                  <w:sz w:val="24"/>
+                  <w:u w:val="single"/>
+                </w:rPr>
+                <w:t>ст. 14.6 Федерального закона от 26.07.2006 № 135-ФЗ «О защите конкуренции»</w:t>
+              </w:r>
+            </w:hyperlink>
             <w:r>
               <w:rPr>
                 <w:rFonts w:ascii="Times New Roman" w:eastAsia="Times New Roman" w:hAnsi="Times New Roman" w:cs="Times New Roman"/>
@@ -608,14 +618,17 @@
         </w:rPr>
         <w:t xml:space="preserve"> идеи, концепции, принципы и методы (</w:t>
       </w:r>
-      <w:r>
-        <w:rPr>
-          <w:rFonts w:ascii="Times New Roman" w:eastAsia="Times New Roman" w:hAnsi="Times New Roman" w:cs="Times New Roman"/>
-          <w:color w:val="FF0000"/>
-          <w:sz w:val="24"/>
-        </w:rPr>
-        <w:t>п. 5 ст. 1259 ГК РФ</w:t>
-      </w:r>
+      <w:hyperlink r:id="rId13" w:history="1">
+        <w:r>
+          <w:rPr>
+            <w:rFonts w:ascii="Times New Roman" w:eastAsia="Times New Roman" w:hAnsi="Times New Roman" w:cs="Times New Roman"/>
+            <w:color w:val="0563C1"/>
+            <w:sz w:val="24"/>
+            <w:u w:val="single"/>
+          </w:rPr>
+          <w:t>п. 5 ст. 1259 ГК РФ</w:t>
+        </w:r>
+      </w:hyperlink>
       <w:r>
         <w:rPr>
           <w:rFonts w:ascii="Times New Roman" w:eastAsia="Times New Roman" w:hAnsi="Times New Roman" w:cs="Times New Roman"/>
@@ -810,14 +823,17 @@
         <w:lastRenderedPageBreak/>
         <w:t>переработкой (</w:t>
       </w:r>
-      <w:r>
-        <w:rPr>
-          <w:rFonts w:ascii="Times New Roman" w:eastAsia="Times New Roman" w:hAnsi="Times New Roman" w:cs="Times New Roman"/>
-          <w:color w:val="FF0000"/>
-          <w:sz w:val="24"/>
-        </w:rPr>
-        <w:t>пп. 1</w:t>
-      </w:r>
+      <w:hyperlink r:id="rId14" w:history="1">
+        <w:r>
+          <w:rPr>
+            <w:rFonts w:ascii="Times New Roman" w:eastAsia="Times New Roman" w:hAnsi="Times New Roman" w:cs="Times New Roman"/>
+            <w:color w:val="0563C1"/>
+            <w:sz w:val="24"/>
+            <w:u w:val="single"/>
+          </w:rPr>
+          <w:t>пп. 1</w:t>
+        </w:r>
+      </w:hyperlink>
       <w:r>
         <w:rPr>
           <w:rFonts w:ascii="Times New Roman" w:eastAsia="Times New Roman" w:hAnsi="Times New Roman" w:cs="Times New Roman"/>
@@ -825,14 +841,17 @@
         </w:rPr>
         <w:t xml:space="preserve">, </w:t>
       </w:r>
-      <w:r>
-        <w:rPr>
-          <w:rFonts w:ascii="Times New Roman" w:eastAsia="Times New Roman" w:hAnsi="Times New Roman" w:cs="Times New Roman"/>
-          <w:color w:val="FF0000"/>
-          <w:sz w:val="24"/>
-        </w:rPr>
-        <w:t>пп. 9</w:t>
-      </w:r>
+      <w:hyperlink r:id="rId15" w:history="1">
+        <w:r>
+          <w:rPr>
+            <w:rFonts w:ascii="Times New Roman" w:eastAsia="Times New Roman" w:hAnsi="Times New Roman" w:cs="Times New Roman"/>
+            <w:color w:val="0563C1"/>
+            <w:sz w:val="24"/>
+            <w:u w:val="single"/>
+          </w:rPr>
+          <w:t>пп. 9</w:t>
+        </w:r>
+      </w:hyperlink>
       <w:r>
         <w:rPr>
           <w:rFonts w:ascii="Times New Roman" w:eastAsia="Times New Roman" w:hAnsi="Times New Roman" w:cs="Times New Roman"/>
@@ -840,14 +859,17 @@
         </w:rPr>
         <w:t xml:space="preserve">, </w:t>
       </w:r>
-      <w:r>
-        <w:rPr>
-          <w:rFonts w:ascii="Times New Roman" w:eastAsia="Times New Roman" w:hAnsi="Times New Roman" w:cs="Times New Roman"/>
-          <w:color w:val="FF0000"/>
-          <w:sz w:val="24"/>
-        </w:rPr>
-        <w:t>пп. 11 п. 2 ст. 1270 ГК РФ</w:t>
-      </w:r>
+      <w:hyperlink r:id="rId16" w:history="1">
+        <w:r>
+          <w:rPr>
+            <w:rFonts w:ascii="Times New Roman" w:eastAsia="Times New Roman" w:hAnsi="Times New Roman" w:cs="Times New Roman"/>
+            <w:color w:val="0563C1"/>
+            <w:sz w:val="24"/>
+            <w:u w:val="single"/>
+          </w:rPr>
+          <w:t>пп. 11 п. 2 ст. 1270 ГК РФ</w:t>
+        </w:r>
+      </w:hyperlink>
       <w:r>
         <w:rPr>
           <w:rFonts w:ascii="Times New Roman" w:eastAsia="Times New Roman" w:hAnsi="Times New Roman" w:cs="Times New Roman"/>
@@ -1071,14 +1093,17 @@
         </w:rPr>
         <w:t xml:space="preserve"> Копирование или имитация внешнего вида товара, фирменного стиля и других элементов, индивидуализирующих компанию, — недобросовестная конкуренция (</w:t>
       </w:r>
-      <w:r>
-        <w:rPr>
-          <w:rFonts w:ascii="Times New Roman" w:eastAsia="Times New Roman" w:hAnsi="Times New Roman" w:cs="Times New Roman"/>
-          <w:color w:val="FF0000"/>
-          <w:sz w:val="24"/>
-        </w:rPr>
-        <w:t>п. 2 ст. 14.6 Закона о защите конкуренции</w:t>
-      </w:r>
+      <w:hyperlink r:id="rId17" w:history="1">
+        <w:r>
+          <w:rPr>
+            <w:rFonts w:ascii="Times New Roman" w:eastAsia="Times New Roman" w:hAnsi="Times New Roman" w:cs="Times New Roman"/>
+            <w:color w:val="0563C1"/>
+            <w:sz w:val="24"/>
+            <w:u w:val="single"/>
+          </w:rPr>
+          <w:t>п. 2 ст. 14.6 Закона о защите конкуренции</w:t>
+        </w:r>
+      </w:hyperlink>
       <w:r>
         <w:rPr>
           <w:rFonts w:ascii="Times New Roman" w:eastAsia="Times New Roman" w:hAnsi="Times New Roman" w:cs="Times New Roman"/>
@@ -1086,14 +1111,17 @@
         </w:rPr>
         <w:t>). ФАС выдаёт предписание прекратить нарушение, а нарушителя штрафуют (</w:t>
       </w:r>
-      <w:r>
-        <w:rPr>
-          <w:rFonts w:ascii="Times New Roman" w:eastAsia="Times New Roman" w:hAnsi="Times New Roman" w:cs="Times New Roman"/>
-          <w:color w:val="FF0000"/>
-          <w:sz w:val="24"/>
-        </w:rPr>
-        <w:t>ст. 14.33 КоАП РФ</w:t>
-      </w:r>
+      <w:hyperlink r:id="rId18" w:history="1">
+        <w:r>
+          <w:rPr>
+            <w:rFonts w:ascii="Times New Roman" w:eastAsia="Times New Roman" w:hAnsi="Times New Roman" w:cs="Times New Roman"/>
+            <w:color w:val="0563C1"/>
+            <w:sz w:val="24"/>
+            <w:u w:val="single"/>
+          </w:rPr>
+          <w:t>ст. 14.33 КоАП РФ</w:t>
+        </w:r>
+      </w:hyperlink>
       <w:r>
         <w:rPr>
           <w:rFonts w:ascii="Times New Roman" w:eastAsia="Times New Roman" w:hAnsi="Times New Roman" w:cs="Times New Roman"/>
@@ -1140,14 +1168,17 @@
         </w:rPr>
         <w:t xml:space="preserve"> Зарегистрированный логотип защищает от клонов в магазинах приложений, а патент на промышленный образец — от копирования внешнего вида ключевого интерфейса (охрана до 25 лет с продлением каждые 5 лет, </w:t>
       </w:r>
-      <w:r>
-        <w:rPr>
-          <w:rFonts w:ascii="Times New Roman" w:eastAsia="Times New Roman" w:hAnsi="Times New Roman" w:cs="Times New Roman"/>
-          <w:color w:val="FF0000"/>
-          <w:sz w:val="24"/>
-        </w:rPr>
-        <w:t>ст. 1363 ГК РФ</w:t>
-      </w:r>
+      <w:hyperlink r:id="rId19" w:history="1">
+        <w:r>
+          <w:rPr>
+            <w:rFonts w:ascii="Times New Roman" w:eastAsia="Times New Roman" w:hAnsi="Times New Roman" w:cs="Times New Roman"/>
+            <w:color w:val="0563C1"/>
+            <w:sz w:val="24"/>
+            <w:u w:val="single"/>
+          </w:rPr>
+          <w:t>ст. 1363 ГК РФ</w:t>
+        </w:r>
+      </w:hyperlink>
       <w:r>
         <w:rPr>
           <w:rFonts w:ascii="Times New Roman" w:eastAsia="Times New Roman" w:hAnsi="Times New Roman" w:cs="Times New Roman"/>
@@ -1194,14 +1225,17 @@
         </w:rPr>
         <w:t xml:space="preserve"> Площадки рассматривают обращения правообладателей и удаляют спорный контент, иначе рискуют сами отвечать как информационные посредники (</w:t>
       </w:r>
-      <w:r>
-        <w:rPr>
-          <w:rFonts w:ascii="Times New Roman" w:eastAsia="Times New Roman" w:hAnsi="Times New Roman" w:cs="Times New Roman"/>
-          <w:color w:val="FF0000"/>
-          <w:sz w:val="24"/>
-        </w:rPr>
-        <w:t>ст. 1253.1 ГК РФ</w:t>
-      </w:r>
+      <w:hyperlink r:id="rId20" w:history="1">
+        <w:r>
+          <w:rPr>
+            <w:rFonts w:ascii="Times New Roman" w:eastAsia="Times New Roman" w:hAnsi="Times New Roman" w:cs="Times New Roman"/>
+            <w:color w:val="0563C1"/>
+            <w:sz w:val="24"/>
+            <w:u w:val="single"/>
+          </w:rPr>
+          <w:t>ст. 1253.1 ГК РФ</w:t>
+        </w:r>
+      </w:hyperlink>
       <w:r>
         <w:rPr>
           <w:rFonts w:ascii="Times New Roman" w:eastAsia="Times New Roman" w:hAnsi="Times New Roman" w:cs="Times New Roman"/>
@@ -1270,14 +1304,17 @@
         </w:rPr>
         <w:t xml:space="preserve"> Видео и иллюстрации охраняются как произведения, а размещение в рекламе — воспроизведение и доведение до всеобщего сведения (</w:t>
       </w:r>
-      <w:r>
-        <w:rPr>
-          <w:rFonts w:ascii="Times New Roman" w:eastAsia="Times New Roman" w:hAnsi="Times New Roman" w:cs="Times New Roman"/>
-          <w:color w:val="FF0000"/>
-          <w:sz w:val="24"/>
-        </w:rPr>
-        <w:t>пп. 1</w:t>
-      </w:r>
+      <w:hyperlink r:id="rId21" w:history="1">
+        <w:r>
+          <w:rPr>
+            <w:rFonts w:ascii="Times New Roman" w:eastAsia="Times New Roman" w:hAnsi="Times New Roman" w:cs="Times New Roman"/>
+            <w:color w:val="0563C1"/>
+            <w:sz w:val="24"/>
+            <w:u w:val="single"/>
+          </w:rPr>
+          <w:t>пп. 1</w:t>
+        </w:r>
+      </w:hyperlink>
       <w:r>
         <w:rPr>
           <w:rFonts w:ascii="Times New Roman" w:eastAsia="Times New Roman" w:hAnsi="Times New Roman" w:cs="Times New Roman"/>
@@ -1285,14 +1322,17 @@
         </w:rPr>
         <w:t xml:space="preserve">, </w:t>
       </w:r>
-      <w:r>
-        <w:rPr>
-          <w:rFonts w:ascii="Times New Roman" w:eastAsia="Times New Roman" w:hAnsi="Times New Roman" w:cs="Times New Roman"/>
-          <w:color w:val="FF0000"/>
-          <w:sz w:val="24"/>
-        </w:rPr>
-        <w:t>пп. 11 п. 2 ст. 1270 ГК РФ</w:t>
-      </w:r>
+      <w:hyperlink r:id="rId22" w:history="1">
+        <w:r>
+          <w:rPr>
+            <w:rFonts w:ascii="Times New Roman" w:eastAsia="Times New Roman" w:hAnsi="Times New Roman" w:cs="Times New Roman"/>
+            <w:color w:val="0563C1"/>
+            <w:sz w:val="24"/>
+            <w:u w:val="single"/>
+          </w:rPr>
+          <w:t>пп. 11 п. 2 ст. 1270 ГК РФ</w:t>
+        </w:r>
+      </w:hyperlink>
       <w:r>
         <w:rPr>
           <w:rFonts w:ascii="Times New Roman" w:eastAsia="Times New Roman" w:hAnsi="Times New Roman" w:cs="Times New Roman"/>
@@ -1437,14 +1477,17 @@
         </w:rPr>
         <w:t xml:space="preserve"> Реклама в интернете должна быть зарегистрирована и иметь идентификатор (токен erid) (</w:t>
       </w:r>
-      <w:r>
-        <w:rPr>
-          <w:rFonts w:ascii="Times New Roman" w:eastAsia="Times New Roman" w:hAnsi="Times New Roman" w:cs="Times New Roman"/>
-          <w:color w:val="FF0000"/>
-          <w:sz w:val="24"/>
-        </w:rPr>
-        <w:t>ст. 18.1 Федерального закона от 13.03.2006 № 38-ФЗ «О рекламе»</w:t>
-      </w:r>
+      <w:hyperlink r:id="rId23" w:history="1">
+        <w:r>
+          <w:rPr>
+            <w:rFonts w:ascii="Times New Roman" w:eastAsia="Times New Roman" w:hAnsi="Times New Roman" w:cs="Times New Roman"/>
+            <w:color w:val="0563C1"/>
+            <w:sz w:val="24"/>
+            <w:u w:val="single"/>
+          </w:rPr>
+          <w:t>ст. 18.1 Федерального закона от 13.03.2006 № 38-ФЗ «О рекламе»</w:t>
+        </w:r>
+      </w:hyperlink>
       <w:r>
         <w:rPr>
           <w:rFonts w:ascii="Times New Roman" w:eastAsia="Times New Roman" w:hAnsi="Times New Roman" w:cs="Times New Roman"/>
@@ -1465,14 +1508,17 @@
         </w:rPr>
         <w:t>Если в вашем ролике снимались люди, помните: их изображение тоже охраняется (</w:t>
       </w:r>
-      <w:r>
-        <w:rPr>
-          <w:rFonts w:ascii="Times New Roman" w:eastAsia="Times New Roman" w:hAnsi="Times New Roman" w:cs="Times New Roman"/>
-          <w:color w:val="FF0000"/>
-          <w:sz w:val="24"/>
-        </w:rPr>
-        <w:t>ст. 152.1 ГК РФ</w:t>
-      </w:r>
+      <w:hyperlink r:id="rId24" w:history="1">
+        <w:r>
+          <w:rPr>
+            <w:rFonts w:ascii="Times New Roman" w:eastAsia="Times New Roman" w:hAnsi="Times New Roman" w:cs="Times New Roman"/>
+            <w:color w:val="0563C1"/>
+            <w:sz w:val="24"/>
+            <w:u w:val="single"/>
+          </w:rPr>
+          <w:t>ст. 152.1 ГК РФ</w:t>
+        </w:r>
+      </w:hyperlink>
       <w:r>
         <w:rPr>
           <w:rFonts w:ascii="Times New Roman" w:eastAsia="Times New Roman" w:hAnsi="Times New Roman" w:cs="Times New Roman"/>
@@ -1563,14 +1609,17 @@
         </w:rPr>
         <w:t>, в которых закодированы эти сведения, то есть метаданные (</w:t>
       </w:r>
-      <w:r>
-        <w:rPr>
-          <w:rFonts w:ascii="Times New Roman" w:eastAsia="Times New Roman" w:hAnsi="Times New Roman" w:cs="Times New Roman"/>
-          <w:color w:val="FF0000"/>
-          <w:sz w:val="24"/>
-        </w:rPr>
-        <w:t>п. 1 ст. 1300 ГК РФ</w:t>
-      </w:r>
+      <w:hyperlink r:id="rId25" w:history="1">
+        <w:r>
+          <w:rPr>
+            <w:rFonts w:ascii="Times New Roman" w:eastAsia="Times New Roman" w:hAnsi="Times New Roman" w:cs="Times New Roman"/>
+            <w:color w:val="0563C1"/>
+            <w:sz w:val="24"/>
+            <w:u w:val="single"/>
+          </w:rPr>
+          <w:t>п. 1 ст. 1300 ГК РФ</w:t>
+        </w:r>
+      </w:hyperlink>
       <w:r>
         <w:rPr>
           <w:rFonts w:ascii="Times New Roman" w:eastAsia="Times New Roman" w:hAnsi="Times New Roman" w:cs="Times New Roman"/>
@@ -1591,14 +1640,17 @@
         </w:rPr>
         <w:t>Без разрешения правообладателя запрещено удалять или изменять такую информацию, а также использовать произведения, из которых она незаконно удалена (</w:t>
       </w:r>
-      <w:r>
-        <w:rPr>
-          <w:rFonts w:ascii="Times New Roman" w:eastAsia="Times New Roman" w:hAnsi="Times New Roman" w:cs="Times New Roman"/>
-          <w:color w:val="FF0000"/>
-          <w:sz w:val="24"/>
-        </w:rPr>
-        <w:t>п. 2 ст. 1300 ГК РФ</w:t>
-      </w:r>
+      <w:hyperlink r:id="rId26" w:history="1">
+        <w:r>
+          <w:rPr>
+            <w:rFonts w:ascii="Times New Roman" w:eastAsia="Times New Roman" w:hAnsi="Times New Roman" w:cs="Times New Roman"/>
+            <w:color w:val="0563C1"/>
+            <w:sz w:val="24"/>
+            <w:u w:val="single"/>
+          </w:rPr>
+          <w:t>п. 2 ст. 1300 ГК РФ</w:t>
+        </w:r>
+      </w:hyperlink>
       <w:r>
         <w:rPr>
           <w:rFonts w:ascii="Times New Roman" w:eastAsia="Times New Roman" w:hAnsi="Times New Roman" w:cs="Times New Roman"/>
@@ -1621,14 +1673,17 @@
         </w:rPr>
         <w:t xml:space="preserve"> компенсацию (</w:t>
       </w:r>
-      <w:r>
-        <w:rPr>
-          <w:rFonts w:ascii="Times New Roman" w:eastAsia="Times New Roman" w:hAnsi="Times New Roman" w:cs="Times New Roman"/>
-          <w:color w:val="FF0000"/>
-          <w:sz w:val="24"/>
-        </w:rPr>
-        <w:t>п. 3 ст. 1300</w:t>
-      </w:r>
+      <w:hyperlink r:id="rId27" w:history="1">
+        <w:r>
+          <w:rPr>
+            <w:rFonts w:ascii="Times New Roman" w:eastAsia="Times New Roman" w:hAnsi="Times New Roman" w:cs="Times New Roman"/>
+            <w:color w:val="0563C1"/>
+            <w:sz w:val="24"/>
+            <w:u w:val="single"/>
+          </w:rPr>
+          <w:t>п. 3 ст. 1300</w:t>
+        </w:r>
+      </w:hyperlink>
       <w:r>
         <w:rPr>
           <w:rFonts w:ascii="Times New Roman" w:eastAsia="Times New Roman" w:hAnsi="Times New Roman" w:cs="Times New Roman"/>
@@ -1636,14 +1691,17 @@
         </w:rPr>
         <w:t xml:space="preserve">, </w:t>
       </w:r>
-      <w:r>
-        <w:rPr>
-          <w:rFonts w:ascii="Times New Roman" w:eastAsia="Times New Roman" w:hAnsi="Times New Roman" w:cs="Times New Roman"/>
-          <w:color w:val="FF0000"/>
-          <w:sz w:val="24"/>
-        </w:rPr>
-        <w:t>ст. 1301 ГК РФ</w:t>
-      </w:r>
+      <w:hyperlink r:id="rId28" w:history="1">
+        <w:r>
+          <w:rPr>
+            <w:rFonts w:ascii="Times New Roman" w:eastAsia="Times New Roman" w:hAnsi="Times New Roman" w:cs="Times New Roman"/>
+            <w:color w:val="0563C1"/>
+            <w:sz w:val="24"/>
+            <w:u w:val="single"/>
+          </w:rPr>
+          <w:t>ст. 1301 ГК РФ</w:t>
+        </w:r>
+      </w:hyperlink>
       <w:r>
         <w:rPr>
           <w:rFonts w:ascii="Times New Roman" w:eastAsia="Times New Roman" w:hAnsi="Times New Roman" w:cs="Times New Roman"/>
@@ -1678,14 +1736,17 @@
         </w:rPr>
         <w:t>Кроме того, нарушается личное право автора на имя (</w:t>
       </w:r>
-      <w:r>
-        <w:rPr>
-          <w:rFonts w:ascii="Times New Roman" w:eastAsia="Times New Roman" w:hAnsi="Times New Roman" w:cs="Times New Roman"/>
-          <w:color w:val="FF0000"/>
-          <w:sz w:val="24"/>
-        </w:rPr>
-        <w:t>ст. 1265 ГК РФ</w:t>
-      </w:r>
+      <w:hyperlink r:id="rId29" w:history="1">
+        <w:r>
+          <w:rPr>
+            <w:rFonts w:ascii="Times New Roman" w:eastAsia="Times New Roman" w:hAnsi="Times New Roman" w:cs="Times New Roman"/>
+            <w:color w:val="0563C1"/>
+            <w:sz w:val="24"/>
+            <w:u w:val="single"/>
+          </w:rPr>
+          <w:t>ст. 1265 ГК РФ</w:t>
+        </w:r>
+      </w:hyperlink>
       <w:r>
         <w:rPr>
           <w:rFonts w:ascii="Times New Roman" w:eastAsia="Times New Roman" w:hAnsi="Times New Roman" w:cs="Times New Roman"/>
@@ -1693,14 +1754,17 @@
         </w:rPr>
         <w:t>). Защитить его может только сам автор (например, дизайнер или иллюстратор), в том числе требуя компенсации морального вреда (</w:t>
       </w:r>
-      <w:r>
-        <w:rPr>
-          <w:rFonts w:ascii="Times New Roman" w:eastAsia="Times New Roman" w:hAnsi="Times New Roman" w:cs="Times New Roman"/>
-          <w:color w:val="FF0000"/>
-          <w:sz w:val="24"/>
-        </w:rPr>
-        <w:t>ст. 1251 ГК РФ</w:t>
-      </w:r>
+      <w:hyperlink r:id="rId30" w:history="1">
+        <w:r>
+          <w:rPr>
+            <w:rFonts w:ascii="Times New Roman" w:eastAsia="Times New Roman" w:hAnsi="Times New Roman" w:cs="Times New Roman"/>
+            <w:color w:val="0563C1"/>
+            <w:sz w:val="24"/>
+            <w:u w:val="single"/>
+          </w:rPr>
+          <w:t>ст. 1251 ГК РФ</w:t>
+        </w:r>
+      </w:hyperlink>
       <w:r>
         <w:rPr>
           <w:rFonts w:ascii="Times New Roman" w:eastAsia="Times New Roman" w:hAnsi="Times New Roman" w:cs="Times New Roman"/>
@@ -1775,14 +1839,17 @@
         </w:rPr>
         <w:t>). Для крупного спора закажите нотариальный протокол осмотра сайта (</w:t>
       </w:r>
-      <w:r>
-        <w:rPr>
-          <w:rFonts w:ascii="Times New Roman" w:eastAsia="Times New Roman" w:hAnsi="Times New Roman" w:cs="Times New Roman"/>
-          <w:color w:val="FF0000"/>
-          <w:sz w:val="24"/>
-        </w:rPr>
-        <w:t>ст. 102</w:t>
-      </w:r>
+      <w:hyperlink r:id="rId31" w:history="1">
+        <w:r>
+          <w:rPr>
+            <w:rFonts w:ascii="Times New Roman" w:eastAsia="Times New Roman" w:hAnsi="Times New Roman" w:cs="Times New Roman"/>
+            <w:color w:val="0563C1"/>
+            <w:sz w:val="24"/>
+            <w:u w:val="single"/>
+          </w:rPr>
+          <w:t>ст. 102</w:t>
+        </w:r>
+      </w:hyperlink>
       <w:r>
         <w:rPr>
           <w:rFonts w:ascii="Times New Roman" w:eastAsia="Times New Roman" w:hAnsi="Times New Roman" w:cs="Times New Roman"/>
@@ -1790,14 +1857,17 @@
         </w:rPr>
         <w:t xml:space="preserve">, </w:t>
       </w:r>
-      <w:r>
-        <w:rPr>
-          <w:rFonts w:ascii="Times New Roman" w:eastAsia="Times New Roman" w:hAnsi="Times New Roman" w:cs="Times New Roman"/>
-          <w:color w:val="FF0000"/>
-          <w:sz w:val="24"/>
-        </w:rPr>
-        <w:t>ст. 103 Основ законодательства РФ о нотариате</w:t>
-      </w:r>
+      <w:hyperlink r:id="rId32" w:history="1">
+        <w:r>
+          <w:rPr>
+            <w:rFonts w:ascii="Times New Roman" w:eastAsia="Times New Roman" w:hAnsi="Times New Roman" w:cs="Times New Roman"/>
+            <w:color w:val="0563C1"/>
+            <w:sz w:val="24"/>
+            <w:u w:val="single"/>
+          </w:rPr>
+          <w:t>ст. 103 Основ законодательства РФ о нотариате</w:t>
+        </w:r>
+      </w:hyperlink>
       <w:r>
         <w:rPr>
           <w:rFonts w:ascii="Times New Roman" w:eastAsia="Times New Roman" w:hAnsi="Times New Roman" w:cs="Times New Roman"/>
@@ -1907,14 +1977,17 @@
         </w:rPr>
         <w:t>: что нарушено, доказательства, требования (удалить, выплатить компенсацию). Если стороны — ИП или организации, претензия обязательна: в арбитражный суд можно идти через 30 дней после её направления (</w:t>
       </w:r>
-      <w:r>
-        <w:rPr>
-          <w:rFonts w:ascii="Times New Roman" w:eastAsia="Times New Roman" w:hAnsi="Times New Roman" w:cs="Times New Roman"/>
-          <w:color w:val="FF0000"/>
-          <w:sz w:val="24"/>
-        </w:rPr>
-        <w:t>п. 5.1 ст. 1252 ГК РФ</w:t>
-      </w:r>
+      <w:hyperlink r:id="rId33" w:history="1">
+        <w:r>
+          <w:rPr>
+            <w:rFonts w:ascii="Times New Roman" w:eastAsia="Times New Roman" w:hAnsi="Times New Roman" w:cs="Times New Roman"/>
+            <w:color w:val="0563C1"/>
+            <w:sz w:val="24"/>
+            <w:u w:val="single"/>
+          </w:rPr>
+          <w:t>п. 5.1 ст. 1252 ГК РФ</w:t>
+        </w:r>
+      </w:hyperlink>
       <w:r>
         <w:rPr>
           <w:rFonts w:ascii="Times New Roman" w:eastAsia="Times New Roman" w:hAnsi="Times New Roman" w:cs="Times New Roman"/>
@@ -2013,14 +2086,17 @@
         </w:rPr>
         <w:t xml:space="preserve"> (</w:t>
       </w:r>
-      <w:r>
-        <w:rPr>
-          <w:rFonts w:ascii="Times New Roman" w:eastAsia="Times New Roman" w:hAnsi="Times New Roman" w:cs="Times New Roman"/>
-          <w:color w:val="FF0000"/>
-          <w:sz w:val="24"/>
-        </w:rPr>
-        <w:t>ст. 144.1 ГПК РФ</w:t>
-      </w:r>
+      <w:hyperlink r:id="rId34" w:history="1">
+        <w:r>
+          <w:rPr>
+            <w:rFonts w:ascii="Times New Roman" w:eastAsia="Times New Roman" w:hAnsi="Times New Roman" w:cs="Times New Roman"/>
+            <w:color w:val="0563C1"/>
+            <w:sz w:val="24"/>
+            <w:u w:val="single"/>
+          </w:rPr>
+          <w:t>ст. 144.1 ГПК РФ</w:t>
+        </w:r>
+      </w:hyperlink>
       <w:r>
         <w:rPr>
           <w:rFonts w:ascii="Times New Roman" w:eastAsia="Times New Roman" w:hAnsi="Times New Roman" w:cs="Times New Roman"/>
@@ -2028,14 +2104,17 @@
         </w:rPr>
         <w:t xml:space="preserve">; </w:t>
       </w:r>
-      <w:r>
-        <w:rPr>
-          <w:rFonts w:ascii="Times New Roman" w:eastAsia="Times New Roman" w:hAnsi="Times New Roman" w:cs="Times New Roman"/>
-          <w:color w:val="FF0000"/>
-          <w:sz w:val="24"/>
-        </w:rPr>
-        <w:t>ст. 15.2 Федерального закона от 27.07.2006 № 149-ФЗ «Об информации…»</w:t>
-      </w:r>
+      <w:hyperlink r:id="rId35" w:history="1">
+        <w:r>
+          <w:rPr>
+            <w:rFonts w:ascii="Times New Roman" w:eastAsia="Times New Roman" w:hAnsi="Times New Roman" w:cs="Times New Roman"/>
+            <w:color w:val="0563C1"/>
+            <w:sz w:val="24"/>
+            <w:u w:val="single"/>
+          </w:rPr>
+          <w:t>ст. 15.2 Федерального закона от 27.07.2006 № 149-ФЗ «Об информации…»</w:t>
+        </w:r>
+      </w:hyperlink>
       <w:r>
         <w:rPr>
           <w:rFonts w:ascii="Times New Roman" w:eastAsia="Times New Roman" w:hAnsi="Times New Roman" w:cs="Times New Roman"/>
@@ -2077,14 +2156,17 @@
         </w:rPr>
         <w:t xml:space="preserve"> с требованием прекратить нарушение и выплатить компенсацию: от 10 000 до 10 000 000 руб. за нарушение либо в двукратном размере стоимости права использования (</w:t>
       </w:r>
-      <w:r>
-        <w:rPr>
-          <w:rFonts w:ascii="Times New Roman" w:eastAsia="Times New Roman" w:hAnsi="Times New Roman" w:cs="Times New Roman"/>
-          <w:color w:val="FF0000"/>
-          <w:sz w:val="24"/>
-        </w:rPr>
-        <w:t>ст. 1301</w:t>
-      </w:r>
+      <w:hyperlink r:id="rId36" w:history="1">
+        <w:r>
+          <w:rPr>
+            <w:rFonts w:ascii="Times New Roman" w:eastAsia="Times New Roman" w:hAnsi="Times New Roman" w:cs="Times New Roman"/>
+            <w:color w:val="0563C1"/>
+            <w:sz w:val="24"/>
+            <w:u w:val="single"/>
+          </w:rPr>
+          <w:t>ст. 1301</w:t>
+        </w:r>
+      </w:hyperlink>
       <w:r>
         <w:rPr>
           <w:rFonts w:ascii="Times New Roman" w:eastAsia="Times New Roman" w:hAnsi="Times New Roman" w:cs="Times New Roman"/>
@@ -2092,14 +2174,17 @@
         </w:rPr>
         <w:t xml:space="preserve">, </w:t>
       </w:r>
-      <w:r>
-        <w:rPr>
-          <w:rFonts w:ascii="Times New Roman" w:eastAsia="Times New Roman" w:hAnsi="Times New Roman" w:cs="Times New Roman"/>
-          <w:color w:val="FF0000"/>
-          <w:sz w:val="24"/>
-        </w:rPr>
-        <w:t>ст. 1252.1 ГК РФ</w:t>
-      </w:r>
+      <w:hyperlink r:id="rId37" w:history="1">
+        <w:r>
+          <w:rPr>
+            <w:rFonts w:ascii="Times New Roman" w:eastAsia="Times New Roman" w:hAnsi="Times New Roman" w:cs="Times New Roman"/>
+            <w:color w:val="0563C1"/>
+            <w:sz w:val="24"/>
+            <w:u w:val="single"/>
+          </w:rPr>
+          <w:t>ст. 1252.1 ГК РФ</w:t>
+        </w:r>
+      </w:hyperlink>
       <w:r>
         <w:rPr>
           <w:rFonts w:ascii="Times New Roman" w:eastAsia="Times New Roman" w:hAnsi="Times New Roman" w:cs="Times New Roman"/>
@@ -2107,14 +2192,17 @@
         </w:rPr>
         <w:t>). ИП и организации отвечают независимо от вины (</w:t>
       </w:r>
-      <w:r>
-        <w:rPr>
-          <w:rFonts w:ascii="Times New Roman" w:eastAsia="Times New Roman" w:hAnsi="Times New Roman" w:cs="Times New Roman"/>
-          <w:color w:val="FF0000"/>
-          <w:sz w:val="24"/>
-        </w:rPr>
-        <w:t>п. 3 ст. 1250 ГК РФ</w:t>
-      </w:r>
+      <w:hyperlink r:id="rId38" w:history="1">
+        <w:r>
+          <w:rPr>
+            <w:rFonts w:ascii="Times New Roman" w:eastAsia="Times New Roman" w:hAnsi="Times New Roman" w:cs="Times New Roman"/>
+            <w:color w:val="0563C1"/>
+            <w:sz w:val="24"/>
+            <w:u w:val="single"/>
+          </w:rPr>
+          <w:t>п. 3 ст. 1250 ГК РФ</w:t>
+        </w:r>
+      </w:hyperlink>
       <w:r>
         <w:rPr>
           <w:rFonts w:ascii="Times New Roman" w:eastAsia="Times New Roman" w:hAnsi="Times New Roman" w:cs="Times New Roman"/>
@@ -2156,14 +2244,17 @@
         </w:rPr>
         <w:t>, если копирует конкурент и это создаёт смешение (</w:t>
       </w:r>
-      <w:r>
-        <w:rPr>
-          <w:rFonts w:ascii="Times New Roman" w:eastAsia="Times New Roman" w:hAnsi="Times New Roman" w:cs="Times New Roman"/>
-          <w:color w:val="FF0000"/>
-          <w:sz w:val="24"/>
-        </w:rPr>
-        <w:t>ст. 14.6 Закона о защите конкуренции</w:t>
-      </w:r>
+      <w:hyperlink r:id="rId39" w:history="1">
+        <w:r>
+          <w:rPr>
+            <w:rFonts w:ascii="Times New Roman" w:eastAsia="Times New Roman" w:hAnsi="Times New Roman" w:cs="Times New Roman"/>
+            <w:color w:val="0563C1"/>
+            <w:sz w:val="24"/>
+            <w:u w:val="single"/>
+          </w:rPr>
+          <w:t>ст. 14.6 Закона о защите конкуренции</w:t>
+        </w:r>
+      </w:hyperlink>
       <w:r>
         <w:rPr>
           <w:rFonts w:ascii="Times New Roman" w:eastAsia="Times New Roman" w:hAnsi="Times New Roman" w:cs="Times New Roman"/>
@@ -2322,7 +2413,7 @@
       </w:pPr>
     </w:p>
     <w:sectPr>
-      <w:footerReference w:type="default" r:id="rId7"/>
+      <w:footerReference w:type="default" r:id="rId40"/>
       <w:pgSz w:w="11906" w:h="16838"/>
       <w:pgMar w:top="1134" w:right="1134" w:bottom="1134" w:left="1134" w:header="708" w:footer="708" w:gutter="0"/>
       <w:cols w:space="720"/>
